--- a/pr-preview/pr-349/chapters/conciseness-tracked-changes.docx
+++ b/pr-preview/pr-349/chapters/conciseness-tracked-changes.docx
@@ -26,7 +26,7 @@
       </w:pPr>
       <w:ins w:id="2" w:author="PR Preview" w:date="2026-01-01T00:00:00Z">
         <w:r>
-          <w:t xml:space="preserve">Last modified: 2026-10-25 11:14:07 (PDT)</w:t>
+          <w:t xml:space="preserve">Last modified: 2026-10-25 11:29:12 (PDT)</w:t>
         </w:r>
       </w:ins>
     </w:p>
@@ -3327,46 +3327,81 @@
       </w:ins>
       <w:ins w:id="63" w:author="PR Preview" w:date="2026-01-01T00:00:00Z">
         <w:r>
+          <w:t xml:space="preserve">with</w:t>
+        </w:r>
+      </w:ins>
+      <w:ins w:id="64" w:author="PR Preview" w:date="2026-01-01T00:00:00Z">
+        <w:r>
+          <w:t xml:space="preserve"> </w:t>
+        </w:r>
+      </w:ins>
+      <w:ins w:id="65" w:author="PR Preview" w:date="2026-01-01T00:00:00Z">
+        <w:r>
+          <w:t xml:space="preserve">“despite”</w:t>
+        </w:r>
+      </w:ins>
+      <w:ins w:id="66" w:author="PR Preview" w:date="2026-01-01T00:00:00Z">
+        <w:r>
+          <w:t xml:space="preserve"> </w:t>
+        </w:r>
+      </w:ins>
+      <w:ins w:id="67" w:author="PR Preview" w:date="2026-01-01T00:00:00Z">
+        <w:r>
           <w:t xml:space="preserve">and</w:t>
         </w:r>
       </w:ins>
-      <w:ins w:id="64" w:author="PR Preview" w:date="2026-01-01T00:00:00Z">
+      <w:ins w:id="68" w:author="PR Preview" w:date="2026-01-01T00:00:00Z">
         <w:r>
           <w:t xml:space="preserve"> </w:t>
         </w:r>
       </w:ins>
-      <w:ins w:id="65" w:author="PR Preview" w:date="2026-01-01T00:00:00Z">
+      <w:ins w:id="69" w:author="PR Preview" w:date="2026-01-01T00:00:00Z">
         <w:r>
           <w:t xml:space="preserve">“are indicative of”</w:t>
         </w:r>
       </w:ins>
-      <w:ins w:id="66" w:author="PR Preview" w:date="2026-01-01T00:00:00Z">
+      <w:ins w:id="70" w:author="PR Preview" w:date="2026-01-01T00:00:00Z">
         <w:r>
           <w:t xml:space="preserve"> </w:t>
         </w:r>
       </w:ins>
-      <w:ins w:id="67" w:author="PR Preview" w:date="2026-01-01T00:00:00Z">
-        <w:r>
-          <w:t xml:space="preserve">with plainer words,</w:t>
-        </w:r>
-      </w:ins>
-      <w:ins w:id="68" w:author="PR Preview" w:date="2026-01-01T00:00:00Z">
+      <w:ins w:id="71" w:author="PR Preview" w:date="2026-01-01T00:00:00Z">
+        <w:r>
+          <w:t xml:space="preserve">with</w:t>
+        </w:r>
+      </w:ins>
+      <w:ins w:id="72" w:author="PR Preview" w:date="2026-01-01T00:00:00Z">
         <w:r>
           <w:t xml:space="preserve"> </w:t>
         </w:r>
       </w:ins>
-      <w:ins w:id="69" w:author="PR Preview" w:date="2026-01-01T00:00:00Z">
+      <w:ins w:id="73" w:author="PR Preview" w:date="2026-01-01T00:00:00Z">
+        <w:r>
+          <w:t xml:space="preserve">“suggest”</w:t>
+        </w:r>
+      </w:ins>
+      <w:ins w:id="74" w:author="PR Preview" w:date="2026-01-01T00:00:00Z">
+        <w:r>
+          <w:t xml:space="preserve">,</w:t>
+        </w:r>
+      </w:ins>
+      <w:ins w:id="75" w:author="PR Preview" w:date="2026-01-01T00:00:00Z">
+        <w:r>
+          <w:t xml:space="preserve"> </w:t>
+        </w:r>
+      </w:ins>
+      <w:ins w:id="76" w:author="PR Preview" w:date="2026-01-01T00:00:00Z">
         <w:r>
           <w:t xml:space="preserve">as</w:t>
         </w:r>
       </w:ins>
-      <w:ins w:id="70" w:author="PR Preview" w:date="2026-01-01T00:00:00Z">
+      <w:ins w:id="77" w:author="PR Preview" w:date="2026-01-01T00:00:00Z">
         <w:r>
           <w:t xml:space="preserve"> </w:t>
         </w:r>
       </w:ins>
       <w:hyperlink r:id="rId46">
-        <w:ins w:id="71" w:author="PR Preview" w:date="2026-01-01T00:00:00Z">
+        <w:ins w:id="78" w:author="PR Preview" w:date="2026-01-01T00:00:00Z">
           <w:r>
             <w:rPr>
               <w:rStyle w:val="Hyperlink"/>
@@ -3375,77 +3410,167 @@
           </w:r>
         </w:ins>
       </w:hyperlink>
-      <w:ins w:id="72" w:author="PR Preview" w:date="2026-01-01T00:00:00Z">
+      <w:ins w:id="79" w:author="PR Preview" w:date="2026-01-01T00:00:00Z">
         <w:r>
           <w:t xml:space="preserve"> </w:t>
         </w:r>
       </w:ins>
-      <w:ins w:id="73" w:author="PR Preview" w:date="2026-01-01T00:00:00Z">
+      <w:ins w:id="80" w:author="PR Preview" w:date="2026-01-01T00:00:00Z">
         <w:r>
           <w:t xml:space="preserve">does for single words.</w:t>
         </w:r>
       </w:ins>
-      <w:ins w:id="74" w:author="PR Preview" w:date="2026-01-01T00:00:00Z">
+      <w:ins w:id="81" w:author="PR Preview" w:date="2026-01-01T00:00:00Z">
         <w:r>
           <w:t xml:space="preserve"> </w:t>
         </w:r>
       </w:ins>
-      <w:ins w:id="75" w:author="PR Preview" w:date="2026-01-01T00:00:00Z">
+      <w:ins w:id="82" w:author="PR Preview" w:date="2026-01-01T00:00:00Z">
+        <w:r>
+          <w:t xml:space="preserve">It puts the noun phrases in plainer words too:</w:t>
+        </w:r>
+      </w:ins>
+      <w:ins w:id="83" w:author="PR Preview" w:date="2026-01-01T00:00:00Z">
+        <w:r>
+          <w:t xml:space="preserve"> </w:t>
+        </w:r>
+      </w:ins>
+      <w:ins w:id="84" w:author="PR Preview" w:date="2026-01-01T00:00:00Z">
+        <w:r>
+          <w:t xml:space="preserve">“methodological constraints”</w:t>
+        </w:r>
+      </w:ins>
+      <w:ins w:id="85" w:author="PR Preview" w:date="2026-01-01T00:00:00Z">
+        <w:r>
+          <w:t xml:space="preserve"> </w:t>
+        </w:r>
+      </w:ins>
+      <w:ins w:id="86" w:author="PR Preview" w:date="2026-01-01T00:00:00Z">
+        <w:r>
+          <w:t xml:space="preserve">becomes</w:t>
+        </w:r>
+      </w:ins>
+      <w:ins w:id="87" w:author="PR Preview" w:date="2026-01-01T00:00:00Z">
+        <w:r>
+          <w:t xml:space="preserve"> </w:t>
+        </w:r>
+      </w:ins>
+      <w:ins w:id="88" w:author="PR Preview" w:date="2026-01-01T00:00:00Z">
+        <w:r>
+          <w:t xml:space="preserve">“the limits of the study’s methods”</w:t>
+        </w:r>
+      </w:ins>
+      <w:ins w:id="89" w:author="PR Preview" w:date="2026-01-01T00:00:00Z">
+        <w:r>
+          <w:t xml:space="preserve">,</w:t>
+        </w:r>
+      </w:ins>
+      <w:ins w:id="90" w:author="PR Preview" w:date="2026-01-01T00:00:00Z">
+        <w:r>
+          <w:t xml:space="preserve"> </w:t>
+        </w:r>
+      </w:ins>
+      <w:ins w:id="91" w:author="PR Preview" w:date="2026-01-01T00:00:00Z">
+        <w:r>
+          <w:t xml:space="preserve">and</w:t>
+        </w:r>
+      </w:ins>
+      <w:ins w:id="92" w:author="PR Preview" w:date="2026-01-01T00:00:00Z">
+        <w:r>
+          <w:t xml:space="preserve"> </w:t>
+        </w:r>
+      </w:ins>
+      <w:ins w:id="93" w:author="PR Preview" w:date="2026-01-01T00:00:00Z">
+        <w:r>
+          <w:t xml:space="preserve">“findings”</w:t>
+        </w:r>
+      </w:ins>
+      <w:ins w:id="94" w:author="PR Preview" w:date="2026-01-01T00:00:00Z">
+        <w:r>
+          <w:t xml:space="preserve"> </w:t>
+        </w:r>
+      </w:ins>
+      <w:ins w:id="95" w:author="PR Preview" w:date="2026-01-01T00:00:00Z">
+        <w:r>
+          <w:t xml:space="preserve">becomes</w:t>
+        </w:r>
+      </w:ins>
+      <w:ins w:id="96" w:author="PR Preview" w:date="2026-01-01T00:00:00Z">
+        <w:r>
+          <w:t xml:space="preserve"> </w:t>
+        </w:r>
+      </w:ins>
+      <w:ins w:id="97" w:author="PR Preview" w:date="2026-01-01T00:00:00Z">
+        <w:r>
+          <w:t xml:space="preserve">“results”</w:t>
+        </w:r>
+      </w:ins>
+      <w:ins w:id="98" w:author="PR Preview" w:date="2026-01-01T00:00:00Z">
+        <w:r>
+          <w:t xml:space="preserve">.</w:t>
+        </w:r>
+      </w:ins>
+      <w:ins w:id="99" w:author="PR Preview" w:date="2026-01-01T00:00:00Z">
+        <w:r>
+          <w:t xml:space="preserve"> </w:t>
+        </w:r>
+      </w:ins>
+      <w:ins w:id="100" w:author="PR Preview" w:date="2026-01-01T00:00:00Z">
         <w:r>
           <w:t xml:space="preserve">It also removes the relative clauses</w:t>
         </w:r>
       </w:ins>
-      <w:ins w:id="76" w:author="PR Preview" w:date="2026-01-01T00:00:00Z">
+      <w:ins w:id="101" w:author="PR Preview" w:date="2026-01-01T00:00:00Z">
         <w:r>
           <w:t xml:space="preserve"> </w:t>
         </w:r>
       </w:ins>
-      <w:ins w:id="77" w:author="PR Preview" w:date="2026-01-01T00:00:00Z">
+      <w:ins w:id="102" w:author="PR Preview" w:date="2026-01-01T00:00:00Z">
         <w:r>
           <w:t xml:space="preserve">“that were encountered in the course of the study”</w:t>
         </w:r>
       </w:ins>
-      <w:ins w:id="78" w:author="PR Preview" w:date="2026-01-01T00:00:00Z">
+      <w:ins w:id="103" w:author="PR Preview" w:date="2026-01-01T00:00:00Z">
         <w:r>
           <w:t xml:space="preserve"> </w:t>
         </w:r>
       </w:ins>
-      <w:ins w:id="79" w:author="PR Preview" w:date="2026-01-01T00:00:00Z">
+      <w:ins w:id="104" w:author="PR Preview" w:date="2026-01-01T00:00:00Z">
         <w:r>
           <w:t xml:space="preserve">and</w:t>
         </w:r>
       </w:ins>
-      <w:ins w:id="80" w:author="PR Preview" w:date="2026-01-01T00:00:00Z">
+      <w:ins w:id="105" w:author="PR Preview" w:date="2026-01-01T00:00:00Z">
         <w:r>
           <w:t xml:space="preserve"> </w:t>
         </w:r>
       </w:ins>
-      <w:ins w:id="81" w:author="PR Preview" w:date="2026-01-01T00:00:00Z">
+      <w:ins w:id="106" w:author="PR Preview" w:date="2026-01-01T00:00:00Z">
         <w:r>
           <w:t xml:space="preserve">“that were obtained”</w:t>
         </w:r>
       </w:ins>
-      <w:ins w:id="82" w:author="PR Preview" w:date="2026-01-01T00:00:00Z">
+      <w:ins w:id="107" w:author="PR Preview" w:date="2026-01-01T00:00:00Z">
         <w:r>
           <w:t xml:space="preserve">,</w:t>
         </w:r>
       </w:ins>
-      <w:ins w:id="83" w:author="PR Preview" w:date="2026-01-01T00:00:00Z">
+      <w:ins w:id="108" w:author="PR Preview" w:date="2026-01-01T00:00:00Z">
         <w:r>
           <w:t xml:space="preserve"> </w:t>
         </w:r>
       </w:ins>
-      <w:ins w:id="84" w:author="PR Preview" w:date="2026-01-01T00:00:00Z">
-        <w:r>
-          <w:t xml:space="preserve">because a study’s constraints are ones it met,</w:t>
-        </w:r>
-      </w:ins>
-      <w:ins w:id="85" w:author="PR Preview" w:date="2026-01-01T00:00:00Z">
+      <w:ins w:id="109" w:author="PR Preview" w:date="2026-01-01T00:00:00Z">
+        <w:r>
+          <w:t xml:space="preserve">because a study’s constraints are ones it faced,</w:t>
+        </w:r>
+      </w:ins>
+      <w:ins w:id="110" w:author="PR Preview" w:date="2026-01-01T00:00:00Z">
         <w:r>
           <w:t xml:space="preserve"> </w:t>
         </w:r>
       </w:ins>
-      <w:ins w:id="86" w:author="PR Preview" w:date="2026-01-01T00:00:00Z">
+      <w:ins w:id="111" w:author="PR Preview" w:date="2026-01-01T00:00:00Z">
         <w:r>
           <w:t xml:space="preserve">and its findings are ones it obtained.</w:t>
         </w:r>
@@ -3458,7 +3583,7 @@
       <w:pPr>
         <w:pStyle w:val="Heading2"/>
       </w:pPr>
-      <w:ins w:id="87" w:author="PR Preview" w:date="2026-01-01T00:00:00Z">
+      <w:ins w:id="112" w:author="PR Preview" w:date="2026-01-01T00:00:00Z">
         <w:r>
           <w:t xml:space="preserve">15 Examples of concise writing</w:t>
         </w:r>

--- a/pr-preview/pr-349/chapters/conciseness-tracked-changes.docx
+++ b/pr-preview/pr-349/chapters/conciseness-tracked-changes.docx
@@ -26,7 +26,7 @@
       </w:pPr>
       <w:ins w:id="2" w:author="PR Preview" w:date="2026-01-01T00:00:00Z">
         <w:r>
-          <w:t xml:space="preserve">Last modified: 2026-10-25 11:29:12 (PDT)</w:t>
+          <w:t xml:space="preserve">Last modified: 2026-10-25 19:24:41 (PDT)</w:t>
         </w:r>
       </w:ins>
     </w:p>

--- a/pr-preview/pr-349/chapters/conciseness-tracked-changes.docx
+++ b/pr-preview/pr-349/chapters/conciseness-tracked-changes.docx
@@ -26,7 +26,7 @@
       </w:pPr>
       <w:ins w:id="2" w:author="PR Preview" w:date="2026-01-01T00:00:00Z">
         <w:r>
-          <w:t xml:space="preserve">Last modified: 2026-10-25 19:24:41 (PDT)</w:t>
+          <w:t xml:space="preserve">Last modified: 2026-10-25 19:31:42 (PDT)</w:t>
         </w:r>
       </w:ins>
     </w:p>

--- a/pr-preview/pr-349/chapters/conciseness-tracked-changes.docx
+++ b/pr-preview/pr-349/chapters/conciseness-tracked-changes.docx
@@ -16,7 +16,7 @@
       </w:pPr>
       <w:del w:id="1" w:author="PR Preview" w:date="2026-01-01T00:00:00Z">
         <w:r>
-          <w:delText xml:space="preserve">Last modified: 2026-10-24 21:51:54 (PDT)</w:delText>
+          <w:delText xml:space="preserve">Last modified: 2026-10-25 19:24:30 (PDT)</w:delText>
         </w:r>
       </w:del>
     </w:p>
@@ -26,7 +26,7 @@
       </w:pPr>
       <w:ins w:id="2" w:author="PR Preview" w:date="2026-01-01T00:00:00Z">
         <w:r>
-          <w:t xml:space="preserve">Last modified: 2026-10-25 19:31:42 (PDT)</w:t>
+          <w:t xml:space="preserve">Last modified: 2026-10-25 19:39:54 (PDT)</w:t>
         </w:r>
       </w:ins>
     </w:p>
